--- a/docs/Why_Bitcoin_Privacy_Matters_v1_0.docx
+++ b/docs/Why_Bitcoin_Privacy_Matters_v1_0.docx
@@ -1194,7 +1194,7 @@
         <w:spacing w:after="160" w:line="320"/>
       </w:pPr>
       <w:r>
-        <w:t xml:space="preserve">SatoshiShield blocks 14 confirmed surveillance firms in its main list, including Chainalysis, Elliptic, TRM Labs, CipherTrace, Arkham Intelligence, Crystal Blockchain, Scorechain, Merkle Science, MetaSleuth, Breadcrumbs, Glassnode, and Nansen. Every domain in the list is documented with the company operating it, the category of surveillance, the specific harm to privacy, and a source link, so anyone can audit the list.</w:t>
+        <w:t xml:space="preserve">SatoshiShield blocks 12 confirmed surveillance firms across 14 root domains in its main list, including Chainalysis, Elliptic, TRM Labs, CipherTrace, Arkham Intelligence, Crystal Blockchain, Scorechain, Merkle Science, MetaSleuth, Breadcrumbs, Glassnode, and Nansen. Every domain in the list is documented with the company operating it, the category of surveillance, the specific harm to privacy, and a source link, so anyone can audit the list.</w:t>
       </w:r>
     </w:p>
     <w:p>
